--- a/docs/SbrTask.docx
+++ b/docs/SbrTask.docx
@@ -143,7 +143,7 @@
     <w:p>
       <w:r>
         <w:pict w14:anchorId="7383E527">
-          <v:rect id="_x0000_i1121" style="width:0;height:1.5pt" o:hralign="center" o:hrstd="t" o:hr="t" fillcolor="#a0a0a0" stroked="f"/>
+          <v:rect id="_x0000_i1025" style="width:0;height:1.5pt" o:hralign="center" o:hrstd="t" o:hr="t" fillcolor="#a0a0a0" stroked="f"/>
         </w:pict>
       </w:r>
     </w:p>
@@ -323,7 +323,7 @@
     <w:p>
       <w:r>
         <w:pict w14:anchorId="25FAF91D">
-          <v:rect id="_x0000_i1122" style="width:0;height:1.5pt" o:hralign="center" o:hrstd="t" o:hr="t" fillcolor="#a0a0a0" stroked="f"/>
+          <v:rect id="_x0000_i1026" style="width:0;height:1.5pt" o:hralign="center" o:hrstd="t" o:hr="t" fillcolor="#a0a0a0" stroked="f"/>
         </w:pict>
       </w:r>
     </w:p>
@@ -498,7 +498,7 @@
     <w:p>
       <w:r>
         <w:pict w14:anchorId="28338F66">
-          <v:rect id="_x0000_i1123" style="width:0;height:1.5pt" o:hralign="center" o:hrstd="t" o:hr="t" fillcolor="#a0a0a0" stroked="f"/>
+          <v:rect id="_x0000_i1027" style="width:0;height:1.5pt" o:hralign="center" o:hrstd="t" o:hr="t" fillcolor="#a0a0a0" stroked="f"/>
         </w:pict>
       </w:r>
     </w:p>
@@ -651,7 +651,7 @@
     <w:p>
       <w:r>
         <w:pict w14:anchorId="5D1108EE">
-          <v:rect id="_x0000_i1124" style="width:0;height:1.5pt" o:hralign="center" o:hrstd="t" o:hr="t" fillcolor="#a0a0a0" stroked="f"/>
+          <v:rect id="_x0000_i1028" style="width:0;height:1.5pt" o:hralign="center" o:hrstd="t" o:hr="t" fillcolor="#a0a0a0" stroked="f"/>
         </w:pict>
       </w:r>
     </w:p>
@@ -776,7 +776,7 @@
     <w:p>
       <w:r>
         <w:pict w14:anchorId="71907A3C">
-          <v:rect id="_x0000_i1125" style="width:0;height:1.5pt" o:hralign="center" o:hrstd="t" o:hr="t" fillcolor="#a0a0a0" stroked="f"/>
+          <v:rect id="_x0000_i1029" style="width:0;height:1.5pt" o:hralign="center" o:hrstd="t" o:hr="t" fillcolor="#a0a0a0" stroked="f"/>
         </w:pict>
       </w:r>
     </w:p>
@@ -1017,7 +1017,7 @@
     <w:p>
       <w:r>
         <w:pict w14:anchorId="4EAE3F97">
-          <v:rect id="_x0000_i1126" style="width:0;height:1.5pt" o:hralign="center" o:hrstd="t" o:hr="t" fillcolor="#a0a0a0" stroked="f"/>
+          <v:rect id="_x0000_i1030" style="width:0;height:1.5pt" o:hralign="center" o:hrstd="t" o:hr="t" fillcolor="#a0a0a0" stroked="f"/>
         </w:pict>
       </w:r>
     </w:p>
@@ -1075,15 +1075,7 @@
         </w:numPr>
       </w:pPr>
       <w:r>
-        <w:t xml:space="preserve">desbloquear </w:t>
-      </w:r>
-      <w:proofErr w:type="spellStart"/>
-      <w:r>
-        <w:t>skins</w:t>
-      </w:r>
-      <w:proofErr w:type="spellEnd"/>
-      <w:r>
-        <w:t xml:space="preserve"> </w:t>
+        <w:t xml:space="preserve">desbloquear skins </w:t>
       </w:r>
     </w:p>
     <w:p>
@@ -1240,7 +1232,7 @@
     <w:p>
       <w:r>
         <w:pict w14:anchorId="0DCA5DFF">
-          <v:rect id="_x0000_i1127" style="width:0;height:1.5pt" o:hralign="center" o:hrstd="t" o:hr="t" fillcolor="#a0a0a0" stroked="f"/>
+          <v:rect id="_x0000_i1031" style="width:0;height:1.5pt" o:hralign="center" o:hrstd="t" o:hr="t" fillcolor="#a0a0a0" stroked="f"/>
         </w:pict>
       </w:r>
     </w:p>
@@ -1517,7 +1509,7 @@
       <w:r>
         <w:lastRenderedPageBreak/>
         <w:pict w14:anchorId="2784C6D2">
-          <v:rect id="_x0000_i1128" style="width:0;height:1.5pt" o:hralign="center" o:hrstd="t" o:hr="t" fillcolor="#a0a0a0" stroked="f"/>
+          <v:rect id="_x0000_i1032" style="width:0;height:1.5pt" o:hralign="center" o:hrstd="t" o:hr="t" fillcolor="#a0a0a0" stroked="f"/>
         </w:pict>
       </w:r>
     </w:p>
@@ -1634,7 +1626,7 @@
     <w:p>
       <w:r>
         <w:pict w14:anchorId="2BCC2F32">
-          <v:rect id="_x0000_i1129" style="width:0;height:1.5pt" o:hralign="center" o:hrstd="t" o:hr="t" fillcolor="#a0a0a0" stroked="f"/>
+          <v:rect id="_x0000_i1033" style="width:0;height:1.5pt" o:hralign="center" o:hrstd="t" o:hr="t" fillcolor="#a0a0a0" stroked="f"/>
         </w:pict>
       </w:r>
     </w:p>
@@ -1994,7 +1986,7 @@
     <w:p>
       <w:r>
         <w:pict w14:anchorId="533B60E3">
-          <v:rect id="_x0000_i1130" style="width:0;height:1.5pt" o:hralign="center" o:hrstd="t" o:hr="t" fillcolor="#a0a0a0" stroked="f"/>
+          <v:rect id="_x0000_i1034" style="width:0;height:1.5pt" o:hralign="center" o:hrstd="t" o:hr="t" fillcolor="#a0a0a0" stroked="f"/>
         </w:pict>
       </w:r>
     </w:p>
@@ -2096,7 +2088,7 @@
     <w:p>
       <w:r>
         <w:pict w14:anchorId="2800C87F">
-          <v:rect id="_x0000_i1131" style="width:0;height:1.5pt" o:hralign="center" o:hrstd="t" o:hr="t" fillcolor="#a0a0a0" stroked="f"/>
+          <v:rect id="_x0000_i1035" style="width:0;height:1.5pt" o:hralign="center" o:hrstd="t" o:hr="t" fillcolor="#a0a0a0" stroked="f"/>
         </w:pict>
       </w:r>
     </w:p>
@@ -2118,15 +2110,7 @@
     <w:p>
       <w:r>
         <w:lastRenderedPageBreak/>
-        <w:t xml:space="preserve">Como você já trabalha com sistemas e tem visão de negócio, eu recomendaria esta </w:t>
-      </w:r>
-      <w:proofErr w:type="spellStart"/>
-      <w:r>
-        <w:t>stack</w:t>
-      </w:r>
-      <w:proofErr w:type="spellEnd"/>
-      <w:r>
-        <w:t>:</w:t>
+        <w:t>Como você já trabalha com sistemas e tem visão de negócio, eu recomendaria esta stack:</w:t>
       </w:r>
     </w:p>
     <w:p>
@@ -2136,7 +2120,6 @@
           <w:bCs/>
         </w:rPr>
       </w:pPr>
-      <w:proofErr w:type="spellStart"/>
       <w:r>
         <w:rPr>
           <w:b/>
@@ -2144,7 +2127,6 @@
         </w:rPr>
         <w:t>Frontend</w:t>
       </w:r>
-      <w:proofErr w:type="spellEnd"/>
     </w:p>
     <w:p>
       <w:pPr>
@@ -2153,13 +2135,8 @@
           <w:numId w:val="27"/>
         </w:numPr>
       </w:pPr>
-      <w:proofErr w:type="spellStart"/>
-      <w:r>
-        <w:t>React</w:t>
-      </w:r>
-      <w:proofErr w:type="spellEnd"/>
-      <w:r>
-        <w:t xml:space="preserve"> </w:t>
+      <w:r>
+        <w:t xml:space="preserve">React </w:t>
       </w:r>
     </w:p>
     <w:p>
@@ -2169,13 +2146,8 @@
           <w:numId w:val="27"/>
         </w:numPr>
       </w:pPr>
-      <w:proofErr w:type="spellStart"/>
-      <w:r>
-        <w:t>Tailwind</w:t>
-      </w:r>
-      <w:proofErr w:type="spellEnd"/>
-      <w:r>
-        <w:t xml:space="preserve"> </w:t>
+      <w:r>
+        <w:t xml:space="preserve">Tailwind </w:t>
       </w:r>
     </w:p>
     <w:p>
@@ -2185,13 +2157,8 @@
           <w:numId w:val="27"/>
         </w:numPr>
       </w:pPr>
-      <w:proofErr w:type="spellStart"/>
-      <w:r>
-        <w:t>shadcn</w:t>
-      </w:r>
-      <w:proofErr w:type="spellEnd"/>
-      <w:r>
-        <w:t xml:space="preserve">/ui </w:t>
+      <w:r>
+        <w:t xml:space="preserve">shadcn/ui </w:t>
       </w:r>
     </w:p>
     <w:p>
@@ -2201,7 +2168,6 @@
           <w:bCs/>
         </w:rPr>
       </w:pPr>
-      <w:proofErr w:type="spellStart"/>
       <w:r>
         <w:rPr>
           <w:b/>
@@ -2209,7 +2175,6 @@
         </w:rPr>
         <w:t>Backend</w:t>
       </w:r>
-      <w:proofErr w:type="spellEnd"/>
     </w:p>
     <w:p>
       <w:pPr>
@@ -2219,7 +2184,7 @@
         </w:numPr>
       </w:pPr>
       <w:r>
-        <w:t xml:space="preserve">Django REST Framework </w:t>
+        <w:t>node</w:t>
       </w:r>
     </w:p>
     <w:p>
@@ -2304,7 +2269,7 @@
     <w:p>
       <w:r>
         <w:pict w14:anchorId="4118766B">
-          <v:rect id="_x0000_i1132" style="width:0;height:1.5pt" o:hralign="center" o:hrstd="t" o:hr="t" fillcolor="#a0a0a0" stroked="f"/>
+          <v:rect id="_x0000_i1036" style="width:0;height:1.5pt" o:hralign="center" o:hrstd="t" o:hr="t" fillcolor="#a0a0a0" stroked="f"/>
         </w:pict>
       </w:r>
     </w:p>
@@ -2372,13 +2337,8 @@
           <w:numId w:val="31"/>
         </w:numPr>
       </w:pPr>
-      <w:proofErr w:type="spellStart"/>
-      <w:r>
-        <w:t>email</w:t>
-      </w:r>
-      <w:proofErr w:type="spellEnd"/>
-      <w:r>
-        <w:t xml:space="preserve"> </w:t>
+      <w:r>
+        <w:t xml:space="preserve">email </w:t>
       </w:r>
     </w:p>
     <w:p>
@@ -2447,13 +2407,8 @@
           <w:numId w:val="32"/>
         </w:numPr>
       </w:pPr>
-      <w:proofErr w:type="spellStart"/>
-      <w:r>
-        <w:t>usuario_id</w:t>
-      </w:r>
-      <w:proofErr w:type="spellEnd"/>
-      <w:r>
-        <w:t xml:space="preserve"> </w:t>
+      <w:r>
+        <w:t xml:space="preserve">usuario_id </w:t>
       </w:r>
     </w:p>
     <w:p>
@@ -2463,14 +2418,9 @@
           <w:numId w:val="32"/>
         </w:numPr>
       </w:pPr>
-      <w:proofErr w:type="spellStart"/>
       <w:r>
         <w:lastRenderedPageBreak/>
-        <w:t>nome_personagem</w:t>
-      </w:r>
-      <w:proofErr w:type="spellEnd"/>
-      <w:r>
-        <w:t xml:space="preserve"> </w:t>
+        <w:t xml:space="preserve">nome_personagem </w:t>
       </w:r>
     </w:p>
     <w:p>
@@ -2480,13 +2430,8 @@
           <w:numId w:val="32"/>
         </w:numPr>
       </w:pPr>
-      <w:proofErr w:type="spellStart"/>
-      <w:r>
-        <w:t>nivel</w:t>
-      </w:r>
-      <w:proofErr w:type="spellEnd"/>
-      <w:r>
-        <w:t xml:space="preserve"> </w:t>
+      <w:r>
+        <w:t xml:space="preserve">nivel </w:t>
       </w:r>
     </w:p>
     <w:p>
@@ -2496,13 +2441,8 @@
           <w:numId w:val="32"/>
         </w:numPr>
       </w:pPr>
-      <w:proofErr w:type="spellStart"/>
-      <w:r>
-        <w:t>xp_atual</w:t>
-      </w:r>
-      <w:proofErr w:type="spellEnd"/>
-      <w:r>
-        <w:t xml:space="preserve"> </w:t>
+      <w:r>
+        <w:t xml:space="preserve">xp_atual </w:t>
       </w:r>
     </w:p>
     <w:p>
@@ -2512,13 +2452,8 @@
           <w:numId w:val="32"/>
         </w:numPr>
       </w:pPr>
-      <w:proofErr w:type="spellStart"/>
-      <w:r>
-        <w:t>xp_total</w:t>
-      </w:r>
-      <w:proofErr w:type="spellEnd"/>
-      <w:r>
-        <w:t xml:space="preserve"> </w:t>
+      <w:r>
+        <w:t xml:space="preserve">xp_total </w:t>
       </w:r>
     </w:p>
     <w:p>
@@ -2576,13 +2511,8 @@
           <w:numId w:val="33"/>
         </w:numPr>
       </w:pPr>
-      <w:proofErr w:type="gramStart"/>
-      <w:r>
-        <w:t>titulo</w:t>
-      </w:r>
-      <w:proofErr w:type="gramEnd"/>
-      <w:r>
-        <w:t xml:space="preserve"> </w:t>
+      <w:r>
+        <w:t xml:space="preserve">titulo </w:t>
       </w:r>
     </w:p>
     <w:p>
@@ -2592,13 +2522,8 @@
           <w:numId w:val="33"/>
         </w:numPr>
       </w:pPr>
-      <w:proofErr w:type="spellStart"/>
-      <w:r>
-        <w:t>descricao</w:t>
-      </w:r>
-      <w:proofErr w:type="spellEnd"/>
-      <w:r>
-        <w:t xml:space="preserve"> </w:t>
+      <w:r>
+        <w:t xml:space="preserve">descricao </w:t>
       </w:r>
     </w:p>
     <w:p>
@@ -2641,13 +2566,8 @@
           <w:numId w:val="33"/>
         </w:numPr>
       </w:pPr>
-      <w:proofErr w:type="spellStart"/>
-      <w:r>
-        <w:t>xp_recompensa</w:t>
-      </w:r>
-      <w:proofErr w:type="spellEnd"/>
-      <w:r>
-        <w:t xml:space="preserve"> </w:t>
+      <w:r>
+        <w:t xml:space="preserve">xp_recompensa </w:t>
       </w:r>
     </w:p>
     <w:p>
@@ -2657,13 +2577,8 @@
           <w:numId w:val="33"/>
         </w:numPr>
       </w:pPr>
-      <w:proofErr w:type="spellStart"/>
-      <w:r>
-        <w:t>usuario_responsavel</w:t>
-      </w:r>
-      <w:proofErr w:type="spellEnd"/>
-      <w:r>
-        <w:t xml:space="preserve"> </w:t>
+      <w:r>
+        <w:t xml:space="preserve">usuario_responsavel </w:t>
       </w:r>
     </w:p>
     <w:p>
@@ -2673,13 +2588,8 @@
           <w:numId w:val="33"/>
         </w:numPr>
       </w:pPr>
-      <w:proofErr w:type="spellStart"/>
-      <w:r>
-        <w:t>criado_por</w:t>
-      </w:r>
-      <w:proofErr w:type="spellEnd"/>
-      <w:r>
-        <w:t xml:space="preserve"> </w:t>
+      <w:r>
+        <w:t xml:space="preserve">criado_por </w:t>
       </w:r>
     </w:p>
     <w:p>
@@ -2726,13 +2636,8 @@
           <w:numId w:val="34"/>
         </w:numPr>
       </w:pPr>
-      <w:proofErr w:type="spellStart"/>
-      <w:r>
-        <w:t>descricao</w:t>
-      </w:r>
-      <w:proofErr w:type="spellEnd"/>
-      <w:r>
-        <w:t xml:space="preserve"> </w:t>
+      <w:r>
+        <w:t xml:space="preserve">descricao </w:t>
       </w:r>
     </w:p>
     <w:p>
@@ -2742,13 +2647,8 @@
           <w:numId w:val="34"/>
         </w:numPr>
       </w:pPr>
-      <w:proofErr w:type="spellStart"/>
-      <w:r>
-        <w:t>icone</w:t>
-      </w:r>
-      <w:proofErr w:type="spellEnd"/>
-      <w:r>
-        <w:t xml:space="preserve"> </w:t>
+      <w:r>
+        <w:t xml:space="preserve">icone </w:t>
       </w:r>
     </w:p>
     <w:p>
@@ -2758,13 +2658,8 @@
           <w:numId w:val="34"/>
         </w:numPr>
       </w:pPr>
-      <w:proofErr w:type="spellStart"/>
-      <w:r>
-        <w:t>criterio</w:t>
-      </w:r>
-      <w:proofErr w:type="spellEnd"/>
-      <w:r>
-        <w:t xml:space="preserve"> </w:t>
+      <w:r>
+        <w:t xml:space="preserve">criterio </w:t>
       </w:r>
     </w:p>
     <w:p>
@@ -2774,7 +2669,6 @@
           <w:bCs/>
         </w:rPr>
       </w:pPr>
-      <w:proofErr w:type="spellStart"/>
       <w:r>
         <w:rPr>
           <w:b/>
@@ -2782,7 +2676,6 @@
         </w:rPr>
         <w:t>UsuarioConquista</w:t>
       </w:r>
-      <w:proofErr w:type="spellEnd"/>
     </w:p>
     <w:p>
       <w:pPr>
@@ -2802,13 +2695,8 @@
           <w:numId w:val="35"/>
         </w:numPr>
       </w:pPr>
-      <w:proofErr w:type="spellStart"/>
-      <w:r>
-        <w:t>usuario_id</w:t>
-      </w:r>
-      <w:proofErr w:type="spellEnd"/>
-      <w:r>
-        <w:t xml:space="preserve"> </w:t>
+      <w:r>
+        <w:t xml:space="preserve">usuario_id </w:t>
       </w:r>
     </w:p>
     <w:p>
@@ -2818,13 +2706,8 @@
           <w:numId w:val="35"/>
         </w:numPr>
       </w:pPr>
-      <w:proofErr w:type="spellStart"/>
-      <w:r>
-        <w:t>conquista_id</w:t>
-      </w:r>
-      <w:proofErr w:type="spellEnd"/>
-      <w:r>
-        <w:t xml:space="preserve"> </w:t>
+      <w:r>
+        <w:t xml:space="preserve">conquista_id </w:t>
       </w:r>
     </w:p>
     <w:p>
@@ -2834,13 +2717,8 @@
           <w:numId w:val="35"/>
         </w:numPr>
       </w:pPr>
-      <w:proofErr w:type="spellStart"/>
-      <w:r>
-        <w:t>data_desbloqueio</w:t>
-      </w:r>
-      <w:proofErr w:type="spellEnd"/>
-      <w:r>
-        <w:t xml:space="preserve"> </w:t>
+      <w:r>
+        <w:t xml:space="preserve">data_desbloqueio </w:t>
       </w:r>
     </w:p>
     <w:p>
@@ -2850,7 +2728,6 @@
           <w:bCs/>
         </w:rPr>
       </w:pPr>
-      <w:proofErr w:type="spellStart"/>
       <w:r>
         <w:rPr>
           <w:b/>
@@ -2858,7 +2735,6 @@
         </w:rPr>
         <w:t>Missao</w:t>
       </w:r>
-      <w:proofErr w:type="spellEnd"/>
     </w:p>
     <w:p>
       <w:pPr>
@@ -2879,13 +2755,8 @@
           <w:numId w:val="36"/>
         </w:numPr>
       </w:pPr>
-      <w:proofErr w:type="gramStart"/>
-      <w:r>
-        <w:t>titulo</w:t>
-      </w:r>
-      <w:proofErr w:type="gramEnd"/>
-      <w:r>
-        <w:t xml:space="preserve"> </w:t>
+      <w:r>
+        <w:t xml:space="preserve">titulo </w:t>
       </w:r>
     </w:p>
     <w:p>
@@ -2895,13 +2766,8 @@
           <w:numId w:val="36"/>
         </w:numPr>
       </w:pPr>
-      <w:proofErr w:type="spellStart"/>
-      <w:r>
-        <w:t>descricao</w:t>
-      </w:r>
-      <w:proofErr w:type="spellEnd"/>
-      <w:r>
-        <w:t xml:space="preserve"> </w:t>
+      <w:r>
+        <w:t xml:space="preserve">descricao </w:t>
       </w:r>
     </w:p>
     <w:p>
@@ -2922,13 +2788,8 @@
           <w:numId w:val="36"/>
         </w:numPr>
       </w:pPr>
-      <w:proofErr w:type="spellStart"/>
-      <w:r>
-        <w:t>recompensa_xp</w:t>
-      </w:r>
-      <w:proofErr w:type="spellEnd"/>
-      <w:r>
-        <w:t xml:space="preserve"> </w:t>
+      <w:r>
+        <w:t xml:space="preserve">recompensa_xp </w:t>
       </w:r>
     </w:p>
     <w:p>
@@ -2938,19 +2799,14 @@
           <w:numId w:val="36"/>
         </w:numPr>
       </w:pPr>
-      <w:proofErr w:type="spellStart"/>
-      <w:r>
-        <w:t>periodo</w:t>
-      </w:r>
-      <w:proofErr w:type="spellEnd"/>
-      <w:r>
-        <w:t xml:space="preserve"> </w:t>
+      <w:r>
+        <w:t xml:space="preserve">periodo </w:t>
       </w:r>
     </w:p>
     <w:p>
       <w:r>
         <w:pict w14:anchorId="6283CF3F">
-          <v:rect id="_x0000_i1133" style="width:0;height:1.5pt" o:hralign="center" o:hrstd="t" o:hr="t" fillcolor="#a0a0a0" stroked="f"/>
+          <v:rect id="_x0000_i1037" style="width:0;height:1.5pt" o:hralign="center" o:hrstd="t" o:hr="t" fillcolor="#a0a0a0" stroked="f"/>
         </w:pict>
       </w:r>
     </w:p>
@@ -3082,7 +2938,7 @@
     <w:p>
       <w:r>
         <w:pict w14:anchorId="75B27EB2">
-          <v:rect id="_x0000_i1134" style="width:0;height:1.5pt" o:hralign="center" o:hrstd="t" o:hr="t" fillcolor="#a0a0a0" stroked="f"/>
+          <v:rect id="_x0000_i1038" style="width:0;height:1.5pt" o:hralign="center" o:hrstd="t" o:hr="t" fillcolor="#a0a0a0" stroked="f"/>
         </w:pict>
       </w:r>
     </w:p>
@@ -3134,7 +2990,7 @@
     <w:p>
       <w:r>
         <w:pict w14:anchorId="5BB3788F">
-          <v:rect id="_x0000_i1135" style="width:0;height:1.5pt" o:hralign="center" o:hrstd="t" o:hr="t" fillcolor="#a0a0a0" stroked="f"/>
+          <v:rect id="_x0000_i1039" style="width:0;height:1.5pt" o:hralign="center" o:hrstd="t" o:hr="t" fillcolor="#a0a0a0" stroked="f"/>
         </w:pict>
       </w:r>
     </w:p>
@@ -3372,7 +3228,7 @@
     <w:p>
       <w:r>
         <w:pict w14:anchorId="0F24F692">
-          <v:rect id="_x0000_i1136" style="width:0;height:1.5pt" o:hralign="center" o:hrstd="t" o:hr="t" fillcolor="#a0a0a0" stroked="f"/>
+          <v:rect id="_x0000_i1040" style="width:0;height:1.5pt" o:hralign="center" o:hrstd="t" o:hr="t" fillcolor="#a0a0a0" stroked="f"/>
         </w:pict>
       </w:r>
     </w:p>
@@ -3494,23 +3350,7 @@
           <w:b/>
           <w:bCs/>
         </w:rPr>
-        <w:t xml:space="preserve">nome das telas, funcionalidades de cada página, banco de dados, regras de XP e </w:t>
-      </w:r>
-      <w:proofErr w:type="spellStart"/>
-      <w:r>
-        <w:rPr>
-          <w:b/>
-          <w:bCs/>
-        </w:rPr>
-        <w:t>roadmap</w:t>
-      </w:r>
-      <w:proofErr w:type="spellEnd"/>
-      <w:r>
-        <w:rPr>
-          <w:b/>
-          <w:bCs/>
-        </w:rPr>
-        <w:t xml:space="preserve"> de desenvolvimento</w:t>
+        <w:t>nome das telas, funcionalidades de cada página, banco de dados, regras de XP e roadmap de desenvolvimento</w:t>
       </w:r>
       <w:r>
         <w:t>.</w:t>
@@ -10503,6 +10343,7 @@
   <w:style w:type="character" w:default="1" w:styleId="Fontepargpadro">
     <w:name w:val="Default Paragraph Font"/>
     <w:uiPriority w:val="1"/>
+    <w:semiHidden/>
     <w:unhideWhenUsed/>
   </w:style>
   <w:style w:type="table" w:default="1" w:styleId="Tabelanormal">
